--- a/en/wisdom-stories/mothers-lasting-lesson.docx
+++ b/en/wisdom-stories/mothers-lasting-lesson.docx
@@ -27,7 +27,7 @@
         <w:rPr>
           <w:lang/>
         </w:rPr>
-        <w:t>According to a recollection told about the Turkish writer Fakir Baykurt, one day, when he was a child, he said to his mother:</w:t>
+        <w:t>An account of the Turkish writer Fakir Baykurt’s childhood tells how he once said to his mother:</w:t>
       </w:r>
     </w:p>
     <w:p>
@@ -40,7 +40,7 @@
         <w:rPr>
           <w:lang/>
         </w:rPr>
-        <w:t>“Mum, I’d love some tea. Shall we have a cup?”</w:t>
+        <w:t xml:space="preserve">“Mom, I’d love some tea. Shall we have a cup?”</w:t>
       </w:r>
     </w:p>
     <w:p>
@@ -79,7 +79,7 @@
         <w:rPr>
           <w:lang/>
         </w:rPr>
-        <w:t>When the tea arrived, the boy eagerly picked up the glass and took a large gulp. It burned his mouth, and he dropped the glass. It landed on the earth floor without breaking.</w:t>
+        <w:t xml:space="preserve">When the tea arrived, the boy eagerly picked up the glass and took a large gulp. It burned his mouth, and he dropped the glass. It landed on the dirt floor without breaking.</w:t>
       </w:r>
     </w:p>
     <w:p>
@@ -157,7 +157,7 @@
         <w:rPr>
           <w:lang/>
         </w:rPr>
-        <w:t>“Well, Mum? Did you like my teaching?”</w:t>
+        <w:t xml:space="preserve">“Well, Mom? Did you like my teaching?”</w:t>
       </w:r>
     </w:p>
     <w:p>
